--- a/03_Outputs/final scripts/ar/Module 6/6.1.0-ar.docx
+++ b/03_Outputs/final scripts/ar/Module 6/6.1.0-ar.docx
@@ -9,7 +9,7 @@
     </w:p>
     <w:p>
       <w:r>
-        <w:t>في هذا الفصل، سنستكشف من أين تأتي الانبعاثات المتعلقة بالطاقة وكيف يمكن تقليلها. سنبدأ برسم خريطة كاملة لسلسلة الطاقة. أولاً، سننظر في الإنتاج — كيف يتم استخراج ومعالجة الوقود. ثم ننتقل إلى التوزيع — خطوط الأنابيب، الشحن، وشبكات الكهرباء حيث تحدث التسريبات والخسائر. وأخيرًا، سنفحص الاحتراق، عندما يُحرق الوقود للتدفئة والطاقة والتنقل. من خلال استعراض السلسلة كاملة معًا، سنحدد أكبر مصادر الانبعاثات ونتجنب النقاط العمياء.</w:t>
+        <w:t>في هذا الفصل، سنستكشف من أين تأتي الانبعاثات المتعلقة بالطاقة وكيف يمكن تقليلها. سنبدأ برسم خريطة كاملة لسلسلة الطاقة. أولاً، سننظر في الإنتاج — كيف يتم استخراج المعززات ومعالجتها. ثم ننتقل إلى التوزيع — خطوط الأنابيب، الشحن، وشبكات الكهرباء حيث تحدث التسريبات والخسائر. وأخيرًا، سنفحص الاحتراق، عندما تُحرق المعززات للحرارة والطاقة والتنقل. من خلال المرور عبر السلسلة كاملة معًا، سنحدد أكبر مصادر الانبعاثات ونتجنب النقاط العمياء.</w:t>
       </w:r>
     </w:p>
     <w:p>
@@ -19,7 +19,7 @@
     </w:p>
     <w:p>
       <w:r>
-        <w:t>كما سنناقش الاعتماد على الوقود الأحفوري واحتجاز الكربون — لماذا تدمج الأصول طويلة العمر، والدعم المالي، والروتينات الانبعاثات، وتزيد من مخاطر الأصول المتروكة. معًا، سنناقش ما هو الشكل العادل للانتقال: إعادة التأهيل المهني، التنويع الإقليمي، الحماية الاجتماعية، وضمانات الموثوقية.</w:t>
+        <w:t>كما سنناقش الاعتماد على الوقود الأحفوري واحتجاز الكربون — لماذا تدمج الأصول طويلة العمر، والدعم المالي، والروتينات الانبعاثات، وتزيد من مخاطر الأصول المتروكة. معًا، سنناقش كيف يبدو التحول العادل: إعادة تأهيل المهارات، التنويع الإقليمي، الحماية الاجتماعية، وضمانات الموثوقية.</w:t>
       </w:r>
     </w:p>
     <w:p>
